--- a/special/academia/HKUST/CIVL 1100/lab 1/submission - Lab-1.4 Lab report template for structural engineering experiments.docx
+++ b/special/academia/HKUST/CIVL 1100/lab 1/submission - Lab-1.4 Lab report template for structural engineering experiments.docx
@@ -1,6 +1,6 @@
 
 <file path=word/document.xml><?xml version="1.0" encoding="utf-8"?>
-<w:document xmlns:wpc="http://schemas.microsoft.com/office/word/2010/wordprocessingCanvas" xmlns:cx="http://schemas.microsoft.com/office/drawing/2014/chartex" xmlns:cx1="http://schemas.microsoft.com/office/drawing/2015/9/8/chartex" xmlns:cx2="http://schemas.microsoft.com/office/drawing/2015/10/21/chartex" xmlns:cx3="http://schemas.microsoft.com/office/drawing/2016/5/9/chartex" xmlns:cx4="http://schemas.microsoft.com/office/drawing/2016/5/10/chartex" xmlns:cx5="http://schemas.microsoft.com/office/drawing/2016/5/11/chartex" xmlns:cx6="http://schemas.microsoft.com/office/drawing/2016/5/12/chartex" xmlns:cx7="http://schemas.microsoft.com/office/drawing/2016/5/13/chartex" xmlns:cx8="http://schemas.microsoft.com/office/drawing/2016/5/14/chartex" xmlns:mc="http://schemas.openxmlformats.org/markup-compatibility/2006" xmlns:aink="http://schemas.microsoft.com/office/drawing/2016/ink" xmlns:am3d="http://schemas.microsoft.com/office/drawing/2017/model3d" xmlns:o="urn:schemas-microsoft-com:office:office" xmlns:oel="http://schemas.microsoft.com/office/2019/extlst" xmlns:r="http://schemas.openxmlformats.org/officeDocument/2006/relationships" xmlns:m="http://schemas.openxmlformats.org/officeDocument/2006/math" xmlns:v="urn:schemas-microsoft-com:vml" xmlns:wp14="http://schemas.microsoft.com/office/word/2010/wordprocessingDrawing" xmlns:wp="http://schemas.openxmlformats.org/drawingml/2006/wordprocessingDrawing" xmlns:w10="urn:schemas-microsoft-com:office:word" xmlns:w="http://schemas.openxmlformats.org/wordprocessingml/2006/main" xmlns:w14="http://schemas.microsoft.com/office/word/2010/wordml" xmlns:w15="http://schemas.microsoft.com/office/word/2012/wordml" xmlns:w16cex="http://schemas.microsoft.com/office/word/2018/wordml/cex" xmlns:w16cid="http://schemas.microsoft.com/office/word/2016/wordml/cid" xmlns:w16="http://schemas.microsoft.com/office/word/2018/wordml" xmlns:w16sdtdh="http://schemas.microsoft.com/office/word/2020/wordml/sdtdatahash" xmlns:w16se="http://schemas.microsoft.com/office/word/2015/wordml/symex" xmlns:wpg="http://schemas.microsoft.com/office/word/2010/wordprocessingGroup" xmlns:wpi="http://schemas.microsoft.com/office/word/2010/wordprocessingInk" xmlns:wne="http://schemas.microsoft.com/office/word/2006/wordml" xmlns:wps="http://schemas.microsoft.com/office/word/2010/wordprocessingShape" mc:Ignorable="w14 w15 w16se w16cid w16 w16cex w16sdtdh wp14">
+<w:document xmlns:wpc="http://schemas.microsoft.com/office/word/2010/wordprocessingCanvas" xmlns:cx="http://schemas.microsoft.com/office/drawing/2014/chartex" xmlns:cx1="http://schemas.microsoft.com/office/drawing/2015/9/8/chartex" xmlns:cx2="http://schemas.microsoft.com/office/drawing/2015/10/21/chartex" xmlns:cx3="http://schemas.microsoft.com/office/drawing/2016/5/9/chartex" xmlns:cx4="http://schemas.microsoft.com/office/drawing/2016/5/10/chartex" xmlns:cx5="http://schemas.microsoft.com/office/drawing/2016/5/11/chartex" xmlns:cx6="http://schemas.microsoft.com/office/drawing/2016/5/12/chartex" xmlns:cx7="http://schemas.microsoft.com/office/drawing/2016/5/13/chartex" xmlns:cx8="http://schemas.microsoft.com/office/drawing/2016/5/14/chartex" xmlns:mc="http://schemas.openxmlformats.org/markup-compatibility/2006" xmlns:aink="http://schemas.microsoft.com/office/drawing/2016/ink" xmlns:am3d="http://schemas.microsoft.com/office/drawing/2017/model3d" xmlns:o="urn:schemas-microsoft-com:office:office" xmlns:oel="http://schemas.microsoft.com/office/2019/extlst" xmlns:r="http://schemas.openxmlformats.org/officeDocument/2006/relationships" xmlns:m="http://schemas.openxmlformats.org/officeDocument/2006/math" xmlns:v="urn:schemas-microsoft-com:vml" xmlns:wp14="http://schemas.microsoft.com/office/word/2010/wordprocessingDrawing" xmlns:wp="http://schemas.openxmlformats.org/drawingml/2006/wordprocessingDrawing" xmlns:w10="urn:schemas-microsoft-com:office:word" xmlns:w="http://schemas.openxmlformats.org/wordprocessingml/2006/main" xmlns:w14="http://schemas.microsoft.com/office/word/2010/wordml" xmlns:w15="http://schemas.microsoft.com/office/word/2012/wordml" xmlns:w16cex="http://schemas.microsoft.com/office/word/2018/wordml/cex" xmlns:w16cid="http://schemas.microsoft.com/office/word/2016/wordml/cid" xmlns:w16="http://schemas.microsoft.com/office/word/2018/wordml" xmlns:w16du="http://schemas.microsoft.com/office/word/2023/wordml/word16du" xmlns:w16sdtdh="http://schemas.microsoft.com/office/word/2020/wordml/sdtdatahash" xmlns:w16se="http://schemas.microsoft.com/office/word/2015/wordml/symex" xmlns:wpg="http://schemas.microsoft.com/office/word/2010/wordprocessingGroup" xmlns:wpi="http://schemas.microsoft.com/office/word/2010/wordprocessingInk" xmlns:wne="http://schemas.microsoft.com/office/word/2006/wordml" xmlns:wps="http://schemas.microsoft.com/office/word/2010/wordprocessingShape" mc:Ignorable="w14 w15 w16se w16cid w16 w16cex w16sdtdh w16du wp14">
   <w:body>
     <w:p>
       <w:pPr>
@@ -459,7 +459,16 @@
           <w:szCs w:val="28"/>
           <w:lang w:eastAsia="zh-HK"/>
         </w:rPr>
-        <w:t>A10</w:t>
+        <w:t>A</w:t>
+      </w:r>
+      <w:r>
+        <w:rPr>
+          <w:rFonts w:eastAsiaTheme="minorEastAsia" w:hint="eastAsia"/>
+          <w:sz w:val="28"/>
+          <w:szCs w:val="28"/>
+          <w:lang w:eastAsia="zh-HK"/>
+        </w:rPr>
+        <w:t>04</w:t>
       </w:r>
     </w:p>
     <w:p>
@@ -592,9 +601,8 @@
           <w:szCs w:val="28"/>
           <w:lang w:eastAsia="zh-HK"/>
         </w:rPr>
-        <w:t xml:space="preserve">Lam Hiu </w:t>
-      </w:r>
-      <w:proofErr w:type="spellStart"/>
+        <w:t>Sung</w:t>
+      </w:r>
       <w:r>
         <w:rPr>
           <w:rFonts w:eastAsiaTheme="minorEastAsia" w:hint="eastAsia"/>
@@ -602,9 +610,17 @@
           <w:szCs w:val="28"/>
           <w:lang w:eastAsia="zh-HK"/>
         </w:rPr>
-        <w:t>Yuet</w:t>
-      </w:r>
-      <w:proofErr w:type="spellEnd"/>
+        <w:t xml:space="preserve"> Hiu </w:t>
+      </w:r>
+      <w:r>
+        <w:rPr>
+          <w:rFonts w:eastAsiaTheme="minorEastAsia" w:hint="eastAsia"/>
+          <w:sz w:val="28"/>
+          <w:szCs w:val="28"/>
+          <w:lang w:eastAsia="zh-HK"/>
+        </w:rPr>
+        <w:t>Fung</w:t>
+      </w:r>
     </w:p>
     <w:p>
       <w:pPr>
@@ -627,8 +643,37 @@
           <w:szCs w:val="28"/>
           <w:lang w:eastAsia="zh-HK"/>
         </w:rPr>
-        <w:t>Li Yat Fung</w:t>
-      </w:r>
+        <w:t xml:space="preserve">Li </w:t>
+      </w:r>
+      <w:r>
+        <w:rPr>
+          <w:rFonts w:eastAsiaTheme="minorEastAsia" w:hint="eastAsia"/>
+          <w:sz w:val="28"/>
+          <w:szCs w:val="28"/>
+          <w:lang w:eastAsia="zh-HK"/>
+        </w:rPr>
+        <w:t>Chun</w:t>
+      </w:r>
+      <w:r>
+        <w:rPr>
+          <w:rFonts w:eastAsiaTheme="minorEastAsia" w:hint="eastAsia"/>
+          <w:sz w:val="28"/>
+          <w:szCs w:val="28"/>
+          <w:lang w:eastAsia="zh-HK"/>
+        </w:rPr>
+        <w:t xml:space="preserve"> </w:t>
+      </w:r>
+      <w:proofErr w:type="spellStart"/>
+      <w:r>
+        <w:rPr>
+          <w:rFonts w:eastAsiaTheme="minorEastAsia" w:hint="eastAsia"/>
+          <w:sz w:val="28"/>
+          <w:szCs w:val="28"/>
+          <w:lang w:eastAsia="zh-HK"/>
+        </w:rPr>
+        <w:t>Yuet</w:t>
+      </w:r>
+      <w:proofErr w:type="spellEnd"/>
     </w:p>
     <w:p>
       <w:pPr>
@@ -644,7 +689,6 @@
           <w:lang w:eastAsia="zh-HK"/>
         </w:rPr>
       </w:pPr>
-      <w:proofErr w:type="gramStart"/>
       <w:r>
         <w:rPr>
           <w:rFonts w:eastAsiaTheme="minorEastAsia" w:hint="eastAsia"/>
@@ -652,9 +696,8 @@
           <w:szCs w:val="28"/>
           <w:lang w:eastAsia="zh-HK"/>
         </w:rPr>
-        <w:t>So</w:t>
-      </w:r>
-      <w:proofErr w:type="gramEnd"/>
+        <w:t>S</w:t>
+      </w:r>
       <w:r>
         <w:rPr>
           <w:rFonts w:eastAsiaTheme="minorEastAsia" w:hint="eastAsia"/>
@@ -662,7 +705,52 @@
           <w:szCs w:val="28"/>
           <w:lang w:eastAsia="zh-HK"/>
         </w:rPr>
-        <w:t xml:space="preserve"> Chun Hin</w:t>
+        <w:t>u</w:t>
+      </w:r>
+      <w:r>
+        <w:rPr>
+          <w:rFonts w:eastAsiaTheme="minorEastAsia" w:hint="eastAsia"/>
+          <w:sz w:val="28"/>
+          <w:szCs w:val="28"/>
+          <w:lang w:eastAsia="zh-HK"/>
+        </w:rPr>
+        <w:t xml:space="preserve">o </w:t>
+      </w:r>
+      <w:r>
+        <w:rPr>
+          <w:rFonts w:eastAsiaTheme="minorEastAsia" w:hint="eastAsia"/>
+          <w:sz w:val="28"/>
+          <w:szCs w:val="28"/>
+          <w:lang w:eastAsia="zh-HK"/>
+        </w:rPr>
+        <w:t>X</w:t>
+      </w:r>
+      <w:r>
+        <w:rPr>
+          <w:rFonts w:eastAsiaTheme="minorEastAsia" w:hint="eastAsia"/>
+          <w:sz w:val="28"/>
+          <w:szCs w:val="28"/>
+          <w:lang w:eastAsia="zh-HK"/>
+        </w:rPr>
+        <w:t xml:space="preserve">un </w:t>
+      </w:r>
+      <w:r>
+        <w:rPr>
+          <w:rFonts w:eastAsiaTheme="minorEastAsia" w:hint="eastAsia"/>
+          <w:sz w:val="28"/>
+          <w:szCs w:val="28"/>
+          <w:lang w:eastAsia="zh-HK"/>
+        </w:rPr>
+        <w:t>X</w:t>
+      </w:r>
+      <w:r>
+        <w:rPr>
+          <w:rFonts w:eastAsiaTheme="minorEastAsia" w:hint="eastAsia"/>
+          <w:sz w:val="28"/>
+          <w:szCs w:val="28"/>
+          <w:lang w:eastAsia="zh-HK"/>
+        </w:rPr>
+        <w:t>in</w:t>
       </w:r>
     </w:p>
     <w:p>
@@ -686,7 +774,7 @@
           <w:szCs w:val="28"/>
           <w:lang w:eastAsia="zh-HK"/>
         </w:rPr>
-        <w:t xml:space="preserve">Sung </w:t>
+        <w:t>Lam</w:t>
       </w:r>
       <w:r>
         <w:rPr>
@@ -695,7 +783,25 @@
           <w:szCs w:val="28"/>
           <w:lang w:eastAsia="zh-HK"/>
         </w:rPr>
-        <w:t>Chun Kit</w:t>
+        <w:t xml:space="preserve"> </w:t>
+      </w:r>
+      <w:r>
+        <w:rPr>
+          <w:rFonts w:eastAsiaTheme="minorEastAsia" w:hint="eastAsia"/>
+          <w:sz w:val="28"/>
+          <w:szCs w:val="28"/>
+          <w:lang w:eastAsia="zh-HK"/>
+        </w:rPr>
+        <w:t>Yat</w:t>
+      </w:r>
+      <w:r>
+        <w:rPr>
+          <w:rFonts w:eastAsiaTheme="minorEastAsia" w:hint="eastAsia"/>
+          <w:sz w:val="28"/>
+          <w:szCs w:val="28"/>
+          <w:lang w:eastAsia="zh-HK"/>
+        </w:rPr>
+        <w:t xml:space="preserve"> Kit</w:t>
       </w:r>
     </w:p>
     <w:p>
@@ -1049,7 +1155,7 @@
         <w:ind w:leftChars="0" w:left="540"/>
         <w:jc w:val="both"/>
         <w:rPr>
-          <w:rFonts w:eastAsiaTheme="minorEastAsia" w:hint="eastAsia"/>
+          <w:rFonts w:eastAsiaTheme="minorEastAsia"/>
           <w:lang w:eastAsia="zh-TW"/>
         </w:rPr>
       </w:pPr>
@@ -1148,7 +1254,7 @@
         </w:tabs>
         <w:jc w:val="both"/>
         <w:rPr>
-          <w:rFonts w:eastAsiaTheme="minorEastAsia" w:hint="eastAsia"/>
+          <w:rFonts w:eastAsiaTheme="minorEastAsia"/>
           <w:lang w:eastAsia="zh-HK"/>
         </w:rPr>
       </w:pPr>
@@ -1260,7 +1366,7 @@
         <w:ind w:leftChars="0" w:left="540" w:right="960"/>
         <w:jc w:val="both"/>
         <w:rPr>
-          <w:rFonts w:eastAsiaTheme="minorEastAsia" w:hint="eastAsia"/>
+          <w:rFonts w:eastAsiaTheme="minorEastAsia"/>
           <w:lang w:eastAsia="zh-TW"/>
         </w:rPr>
       </w:pPr>
@@ -1514,6 +1620,7 @@
       <w:r>
         <w:rPr>
           <w:rFonts w:eastAsiaTheme="minorEastAsia"/>
+          <w:noProof/>
           <w:lang w:eastAsia="zh-HK"/>
         </w:rPr>
         <w:drawing>
@@ -1818,7 +1925,7 @@
           </mc:Choice>
           <mc:Fallback>
             <w:pict>
-              <v:oval w14:anchorId="6A41DB17" id="Oval 2" o:spid="_x0000_s1026" style="position:absolute;left:0;text-align:left;margin-left:218.3pt;margin-top:40.1pt;width:6pt;height:6.5pt;z-index:251658250;visibility:visible;mso-wrap-style:square;mso-width-percent:0;mso-height-percent:0;mso-wrap-distance-left:9pt;mso-wrap-distance-top:0;mso-wrap-distance-right:9pt;mso-wrap-distance-bottom:0;mso-position-horizontal:absolute;mso-position-horizontal-relative:text;mso-position-vertical:absolute;mso-position-vertical-relative:text;mso-width-percent:0;mso-height-percent:0;mso-width-relative:page;mso-height-relative:page;v-text-anchor:middle" o:gfxdata="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" fillcolor="#548dd4 [1951]" strokecolor="#243f60 [1604]" strokeweight="1pt">
+              <v:oval w14:anchorId="6A41DB17" id="Oval 2" o:spid="_x0000_s1026" style="position:absolute;left:0;text-align:left;margin-left:218.3pt;margin-top:40.1pt;width:6pt;height:6.5pt;z-index:251658250;visibility:visible;mso-wrap-style:square;mso-width-percent:0;mso-height-percent:0;mso-wrap-distance-left:9pt;mso-wrap-distance-top:0;mso-wrap-distance-right:9pt;mso-wrap-distance-bottom:0;mso-position-horizontal:absolute;mso-position-horizontal-relative:text;mso-position-vertical:absolute;mso-position-vertical-relative:text;mso-width-percent:0;mso-height-percent:0;mso-width-relative:page;mso-height-relative:page;v-text-anchor:middle" o:gfxdata="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" fillcolor="#548dd4 [1951]" strokecolor="#243f60 [1604]" strokeweight="1pt">
                 <v:textbox>
                   <w:txbxContent>
                     <w:p>
@@ -2357,7 +2464,26 @@
           </mc:Choice>
           <mc:Fallback>
             <w:pict>
-              <v:group w14:anchorId="7B7EE349" id="Canvas 1" o:spid="_x0000_s1027" editas="canvas" style="width:425pt;height:215.45pt;mso-position-horizontal-relative:char;mso-position-vertical-relative:line" coordsize="53975,27362" o:gfxdata="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">
+              <v:group w14:anchorId="7B7EE349" id="Canvas 1" o:spid="_x0000_s1027" editas="canvas" style="width:425pt;height:215.45pt;mso-position-horizontal-relative:char;mso-position-vertical-relative:line" coordsize="53975,27362" o:gfxdata="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">
+                <v:shapetype id="_x0000_t75" coordsize="21600,21600" o:spt="75" o:preferrelative="t" path="m@4@5l@4@11@9@11@9@5xe" filled="f" stroked="f">
+                  <v:stroke joinstyle="miter"/>
+                  <v:formulas>
+                    <v:f eqn="if lineDrawn pixelLineWidth 0"/>
+                    <v:f eqn="sum @0 1 0"/>
+                    <v:f eqn="sum 0 0 @1"/>
+                    <v:f eqn="prod @2 1 2"/>
+                    <v:f eqn="prod @3 21600 pixelWidth"/>
+                    <v:f eqn="prod @3 21600 pixelHeight"/>
+                    <v:f eqn="sum @0 0 1"/>
+                    <v:f eqn="prod @6 1 2"/>
+                    <v:f eqn="prod @7 21600 pixelWidth"/>
+                    <v:f eqn="sum @8 21600 0"/>
+                    <v:f eqn="prod @7 21600 pixelHeight"/>
+                    <v:f eqn="sum @10 21600 0"/>
+                  </v:formulas>
+                  <v:path o:extrusionok="f" gradientshapeok="t" o:connecttype="rect"/>
+                  <o:lock v:ext="edit" aspectratio="t"/>
+                </v:shapetype>
                 <v:shape id="_x0000_s1028" type="#_x0000_t75" style="position:absolute;width:53975;height:27362;visibility:visible;mso-wrap-style:square">
                   <v:fill o:detectmouseclick="t"/>
                   <v:path o:connecttype="none"/>
@@ -3781,7 +3907,7 @@
           </mc:Choice>
           <mc:Fallback>
             <w:pict>
-              <v:group w14:anchorId="6CD50579" id="Canvas 44" o:spid="_x0000_s1037" editas="canvas" style="width:424.9pt;height:244.85pt;mso-position-horizontal-relative:char;mso-position-vertical-relative:line" coordsize="53962,31095" o:gfxdata="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">
+              <v:group w14:anchorId="6CD50579" id="Canvas 44" o:spid="_x0000_s1037" editas="canvas" style="width:424.9pt;height:244.85pt;mso-position-horizontal-relative:char;mso-position-vertical-relative:line" coordsize="53962,31095" o:gfxdata="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">
                 <v:shape id="_x0000_s1038" type="#_x0000_t75" style="position:absolute;width:53962;height:31095;visibility:visible;mso-wrap-style:square">
                   <v:fill o:detectmouseclick="t"/>
                   <v:path o:connecttype="none"/>
@@ -4097,7 +4223,7 @@
         <w:ind w:left="540" w:hanging="540"/>
         <w:jc w:val="both"/>
         <w:rPr>
-          <w:rFonts w:eastAsiaTheme="minorEastAsia" w:hint="eastAsia"/>
+          <w:rFonts w:eastAsiaTheme="minorEastAsia"/>
           <w:lang w:eastAsia="zh-TW"/>
         </w:rPr>
       </w:pPr>
@@ -4226,7 +4352,7 @@
         <w:ind w:left="540" w:hanging="540"/>
         <w:jc w:val="right"/>
         <w:rPr>
-          <w:rFonts w:eastAsiaTheme="minorEastAsia" w:hint="eastAsia"/>
+          <w:rFonts w:eastAsiaTheme="minorEastAsia"/>
           <w:lang w:eastAsia="zh-TW"/>
         </w:rPr>
       </w:pPr>
@@ -4256,7 +4382,7 @@
         <w:ind w:left="1440"/>
         <w:jc w:val="both"/>
         <w:rPr>
-          <w:rFonts w:eastAsiaTheme="minorEastAsia" w:hint="eastAsia"/>
+          <w:rFonts w:eastAsiaTheme="minorEastAsia"/>
           <w:i/>
           <w:lang w:eastAsia="zh-TW"/>
         </w:rPr>
@@ -4573,7 +4699,7 @@
         <w:ind w:left="540" w:hanging="540"/>
         <w:jc w:val="right"/>
         <w:rPr>
-          <w:rFonts w:eastAsiaTheme="minorEastAsia" w:hint="eastAsia"/>
+          <w:rFonts w:eastAsiaTheme="minorEastAsia"/>
           <w:lang w:eastAsia="zh-TW"/>
         </w:rPr>
       </w:pPr>
@@ -5133,7 +5259,7 @@
         <w:ind w:left="540"/>
         <w:jc w:val="both"/>
         <w:rPr>
-          <w:rFonts w:eastAsiaTheme="minorEastAsia" w:hint="eastAsia"/>
+          <w:rFonts w:eastAsiaTheme="minorEastAsia"/>
           <w:lang w:eastAsia="zh-TW"/>
         </w:rPr>
       </w:pPr>
@@ -5370,6 +5496,9 @@
             <m:t>=0</m:t>
           </m:r>
           <m:r>
+            <m:rPr>
+              <m:sty m:val="p"/>
+            </m:rPr>
             <w:rPr>
               <w:rFonts w:ascii="Cambria Math" w:eastAsiaTheme="minorEastAsia" w:hAnsi="Cambria Math"/>
               <w:lang w:eastAsia="zh-TW"/>
@@ -5383,21 +5512,7 @@
               <w:rFonts w:ascii="Cambria Math" w:eastAsiaTheme="minorEastAsia" w:hAnsi="Cambria Math"/>
               <w:lang w:eastAsia="zh-TW"/>
             </w:rPr>
-            <m:t>-A_y L + 2 A_x h + W(L - 2x) - (-A_y L + W(L - x)</m:t>
-          </m:r>
-          <m:r>
-            <w:rPr>
-              <w:rFonts w:ascii="Cambria Math" w:eastAsiaTheme="minorEastAsia" w:hAnsi="Cambria Math"/>
-              <w:lang w:eastAsia="zh-TW"/>
-            </w:rPr>
-            <m:t>)</m:t>
-          </m:r>
-          <m:r>
-            <w:rPr>
-              <w:rFonts w:ascii="Cambria Math" w:eastAsiaTheme="minorEastAsia" w:hAnsi="Cambria Math"/>
-              <w:lang w:eastAsia="zh-TW"/>
-            </w:rPr>
-            <m:t xml:space="preserve"> </m:t>
+            <m:t xml:space="preserve">-A_y L + 2 A_x h + W(L - 2x) - (-A_y L + W(L - x)) </m:t>
           </m:r>
           <m:r>
             <m:rPr>
@@ -5410,6 +5525,9 @@
             <m:t>= 0</m:t>
           </m:r>
           <m:r>
+            <m:rPr>
+              <m:sty m:val="p"/>
+            </m:rPr>
             <w:rPr>
               <w:rFonts w:ascii="Cambria Math" w:eastAsiaTheme="minorEastAsia" w:hAnsi="Cambria Math"/>
               <w:lang w:eastAsia="zh-TW"/>
@@ -5544,6 +5662,9 @@
             <m:t>=0</m:t>
           </m:r>
           <m:r>
+            <m:rPr>
+              <m:sty m:val="p"/>
+            </m:rPr>
             <w:rPr>
               <w:rFonts w:ascii="Cambria Math" w:eastAsiaTheme="minorEastAsia" w:hAnsi="Cambria Math"/>
               <w:lang w:eastAsia="zh-TW"/>
@@ -6894,7 +7015,7 @@
       <w:pPr>
         <w:ind w:left="2400"/>
         <w:rPr>
-          <w:rFonts w:eastAsiaTheme="minorEastAsia" w:hint="eastAsia"/>
+          <w:rFonts w:eastAsiaTheme="minorEastAsia"/>
           <w:bCs/>
           <w:lang w:eastAsia="zh-TW"/>
         </w:rPr>
@@ -7686,7 +7807,7 @@
       <w:pPr>
         <w:ind w:left="480" w:firstLine="480"/>
         <w:rPr>
-          <w:rFonts w:eastAsiaTheme="minorEastAsia" w:hint="eastAsia"/>
+          <w:rFonts w:eastAsiaTheme="minorEastAsia"/>
           <w:bCs/>
           <w:lang w:eastAsia="zh-TW"/>
         </w:rPr>
@@ -7825,7 +7946,7 @@
       <w:pPr>
         <w:ind w:left="480" w:firstLine="480"/>
         <w:rPr>
-          <w:rFonts w:eastAsiaTheme="minorEastAsia" w:hint="eastAsia"/>
+          <w:rFonts w:eastAsiaTheme="minorEastAsia"/>
           <w:bCs/>
           <w:lang w:eastAsia="zh-TW"/>
         </w:rPr>
@@ -8620,6 +8741,7 @@
           <w:rFonts w:eastAsiaTheme="minorEastAsia"/>
           <w:lang w:eastAsia="zh-HK"/>
         </w:rPr>
+        <w:lastRenderedPageBreak/>
         <w:t xml:space="preserve">Compare the </w:t>
       </w:r>
       <w:r>
@@ -8722,7 +8844,7 @@
         <w:ind w:left="960"/>
         <w:jc w:val="both"/>
         <w:rPr>
-          <w:rFonts w:eastAsiaTheme="minorEastAsia" w:hint="eastAsia"/>
+          <w:rFonts w:eastAsiaTheme="minorEastAsia"/>
           <w:lang w:eastAsia="zh-TW"/>
         </w:rPr>
       </w:pPr>
@@ -9287,6 +9409,7 @@
           <w:rFonts w:eastAsiaTheme="minorEastAsia"/>
           <w:lang w:eastAsia="zh-TW"/>
         </w:rPr>
+        <w:lastRenderedPageBreak/>
         <w:t>(</w:t>
       </w:r>
       <w:proofErr w:type="spellStart"/>
@@ -10731,6 +10854,9 @@
             <m:t>=0</m:t>
           </m:r>
           <m:r>
+            <m:rPr>
+              <m:sty m:val="p"/>
+            </m:rPr>
             <w:rPr>
               <w:rFonts w:ascii="Cambria Math" w:eastAsiaTheme="minorEastAsia" w:hAnsi="Cambria Math"/>
               <w:lang w:eastAsia="zh-HK"/>
@@ -10813,6 +10939,9 @@
             <m:t>=0</m:t>
           </m:r>
           <m:r>
+            <m:rPr>
+              <m:sty m:val="p"/>
+            </m:rPr>
             <w:rPr>
               <w:rFonts w:ascii="Cambria Math" w:eastAsiaTheme="minorEastAsia" w:hAnsi="Cambria Math"/>
               <w:lang w:eastAsia="zh-HK"/>
@@ -11343,7 +11472,7 @@
           </m:r>
           <m:r>
             <m:rPr>
-              <m:sty m:val="bi"/>
+              <m:sty m:val="p"/>
             </m:rPr>
             <w:rPr>
               <w:rFonts w:ascii="Cambria Math" w:eastAsiaTheme="minorEastAsia" w:hAnsi="Cambria Math"/>
@@ -11449,6 +11578,7 @@
           <w:rFonts w:eastAsiaTheme="minorEastAsia"/>
           <w:lang w:eastAsia="zh-TW"/>
         </w:rPr>
+        <w:lastRenderedPageBreak/>
         <w:t>(</w:t>
       </w:r>
       <w:proofErr w:type="spellStart"/>
@@ -11775,7 +11905,7 @@
     <w:p>
       <w:pPr>
         <w:rPr>
-          <w:rFonts w:eastAsiaTheme="minorEastAsia" w:hint="eastAsia"/>
+          <w:rFonts w:eastAsiaTheme="minorEastAsia"/>
           <w:lang w:eastAsia="zh-TW"/>
         </w:rPr>
       </w:pPr>
@@ -13321,7 +13451,7 @@
       <w:pPr>
         <w:jc w:val="center"/>
         <w:rPr>
-          <w:rFonts w:eastAsiaTheme="minorEastAsia" w:hint="eastAsia"/>
+          <w:rFonts w:eastAsiaTheme="minorEastAsia"/>
           <w:i/>
           <w:lang w:eastAsia="zh-TW"/>
         </w:rPr>
@@ -13579,7 +13709,7 @@
       <w:pPr>
         <w:jc w:val="center"/>
         <w:rPr>
-          <w:rFonts w:eastAsiaTheme="minorEastAsia" w:hint="eastAsia"/>
+          <w:rFonts w:eastAsiaTheme="minorEastAsia"/>
           <w:i/>
           <w:lang w:eastAsia="zh-TW"/>
         </w:rPr>
@@ -13848,7 +13978,7 @@
       <w:pPr>
         <w:jc w:val="center"/>
         <w:rPr>
-          <w:rFonts w:eastAsiaTheme="minorEastAsia" w:hint="eastAsia"/>
+          <w:rFonts w:eastAsiaTheme="minorEastAsia"/>
           <w:i/>
           <w:lang w:eastAsia="zh-TW"/>
         </w:rPr>
@@ -14391,7 +14521,7 @@
       <w:pPr>
         <w:jc w:val="center"/>
         <w:rPr>
-          <w:rFonts w:eastAsiaTheme="minorEastAsia" w:hint="eastAsia"/>
+          <w:rFonts w:eastAsiaTheme="minorEastAsia"/>
           <w:i/>
           <w:lang w:eastAsia="zh-TW"/>
         </w:rPr>
@@ -15045,6 +15175,7 @@
           <w:u w:val="single"/>
           <w:lang w:eastAsia="zh-HK"/>
         </w:rPr>
+        <w:lastRenderedPageBreak/>
         <w:t xml:space="preserve">Statically </w:t>
       </w:r>
       <w:r>
@@ -15284,7 +15415,7 @@
         <w:ind w:left="960"/>
         <w:jc w:val="both"/>
         <w:rPr>
-          <w:rFonts w:eastAsiaTheme="minorEastAsia" w:hint="eastAsia"/>
+          <w:rFonts w:eastAsiaTheme="minorEastAsia"/>
           <w:lang w:eastAsia="zh-TW"/>
         </w:rPr>
       </w:pPr>
@@ -15399,7 +15530,7 @@
         <w:ind w:left="960"/>
         <w:jc w:val="both"/>
         <w:rPr>
-          <w:rFonts w:eastAsiaTheme="minorEastAsia" w:hint="eastAsia"/>
+          <w:rFonts w:eastAsiaTheme="minorEastAsia"/>
           <w:lang w:eastAsia="zh-TW"/>
         </w:rPr>
       </w:pPr>
@@ -15710,6 +15841,7 @@
           <w:rFonts w:eastAsiaTheme="minorEastAsia"/>
           <w:lang w:eastAsia="zh-HK"/>
         </w:rPr>
+        <w:lastRenderedPageBreak/>
         <w:t>According to the comparisons presented in 2.2.1 to 2.2.</w:t>
       </w:r>
       <w:r>
@@ -15849,7 +15981,7 @@
         <w:ind w:left="960"/>
         <w:jc w:val="both"/>
         <w:rPr>
-          <w:rFonts w:eastAsiaTheme="minorEastAsia" w:hint="eastAsia"/>
+          <w:rFonts w:eastAsiaTheme="minorEastAsia"/>
           <w:lang w:eastAsia="zh-TW"/>
         </w:rPr>
       </w:pPr>
@@ -16301,7 +16433,7 @@
 </file>
 
 <file path=word/endnotes.xml><?xml version="1.0" encoding="utf-8"?>
-<w:endnotes xmlns:wpc="http://schemas.microsoft.com/office/word/2010/wordprocessingCanvas" xmlns:cx="http://schemas.microsoft.com/office/drawing/2014/chartex" xmlns:cx1="http://schemas.microsoft.com/office/drawing/2015/9/8/chartex" xmlns:cx2="http://schemas.microsoft.com/office/drawing/2015/10/21/chartex" xmlns:cx3="http://schemas.microsoft.com/office/drawing/2016/5/9/chartex" xmlns:cx4="http://schemas.microsoft.com/office/drawing/2016/5/10/chartex" xmlns:cx5="http://schemas.microsoft.com/office/drawing/2016/5/11/chartex" xmlns:cx6="http://schemas.microsoft.com/office/drawing/2016/5/12/chartex" xmlns:cx7="http://schemas.microsoft.com/office/drawing/2016/5/13/chartex" xmlns:cx8="http://schemas.microsoft.com/office/drawing/2016/5/14/chartex" xmlns:mc="http://schemas.openxmlformats.org/markup-compatibility/2006" xmlns:aink="http://schemas.microsoft.com/office/drawing/2016/ink" xmlns:am3d="http://schemas.microsoft.com/office/drawing/2017/model3d" xmlns:o="urn:schemas-microsoft-com:office:office" xmlns:oel="http://schemas.microsoft.com/office/2019/extlst" xmlns:r="http://schemas.openxmlformats.org/officeDocument/2006/relationships" xmlns:m="http://schemas.openxmlformats.org/officeDocument/2006/math" xmlns:v="urn:schemas-microsoft-com:vml" xmlns:wp14="http://schemas.microsoft.com/office/word/2010/wordprocessingDrawing" xmlns:wp="http://schemas.openxmlformats.org/drawingml/2006/wordprocessingDrawing" xmlns:w10="urn:schemas-microsoft-com:office:word" xmlns:w="http://schemas.openxmlformats.org/wordprocessingml/2006/main" xmlns:w14="http://schemas.microsoft.com/office/word/2010/wordml" xmlns:w15="http://schemas.microsoft.com/office/word/2012/wordml" xmlns:w16cex="http://schemas.microsoft.com/office/word/2018/wordml/cex" xmlns:w16cid="http://schemas.microsoft.com/office/word/2016/wordml/cid" xmlns:w16="http://schemas.microsoft.com/office/word/2018/wordml" xmlns:w16sdtdh="http://schemas.microsoft.com/office/word/2020/wordml/sdtdatahash" xmlns:w16se="http://schemas.microsoft.com/office/word/2015/wordml/symex" xmlns:wpg="http://schemas.microsoft.com/office/word/2010/wordprocessingGroup" xmlns:wpi="http://schemas.microsoft.com/office/word/2010/wordprocessingInk" xmlns:wne="http://schemas.microsoft.com/office/word/2006/wordml" xmlns:wps="http://schemas.microsoft.com/office/word/2010/wordprocessingShape" mc:Ignorable="w14 w15 w16se w16cid w16 w16cex w16sdtdh wp14">
+<w:endnotes xmlns:wpc="http://schemas.microsoft.com/office/word/2010/wordprocessingCanvas" xmlns:cx="http://schemas.microsoft.com/office/drawing/2014/chartex" xmlns:cx1="http://schemas.microsoft.com/office/drawing/2015/9/8/chartex" xmlns:cx2="http://schemas.microsoft.com/office/drawing/2015/10/21/chartex" xmlns:cx3="http://schemas.microsoft.com/office/drawing/2016/5/9/chartex" xmlns:cx4="http://schemas.microsoft.com/office/drawing/2016/5/10/chartex" xmlns:cx5="http://schemas.microsoft.com/office/drawing/2016/5/11/chartex" xmlns:cx6="http://schemas.microsoft.com/office/drawing/2016/5/12/chartex" xmlns:cx7="http://schemas.microsoft.com/office/drawing/2016/5/13/chartex" xmlns:cx8="http://schemas.microsoft.com/office/drawing/2016/5/14/chartex" xmlns:mc="http://schemas.openxmlformats.org/markup-compatibility/2006" xmlns:aink="http://schemas.microsoft.com/office/drawing/2016/ink" xmlns:am3d="http://schemas.microsoft.com/office/drawing/2017/model3d" xmlns:o="urn:schemas-microsoft-com:office:office" xmlns:oel="http://schemas.microsoft.com/office/2019/extlst" xmlns:r="http://schemas.openxmlformats.org/officeDocument/2006/relationships" xmlns:m="http://schemas.openxmlformats.org/officeDocument/2006/math" xmlns:v="urn:schemas-microsoft-com:vml" xmlns:wp14="http://schemas.microsoft.com/office/word/2010/wordprocessingDrawing" xmlns:wp="http://schemas.openxmlformats.org/drawingml/2006/wordprocessingDrawing" xmlns:w10="urn:schemas-microsoft-com:office:word" xmlns:w="http://schemas.openxmlformats.org/wordprocessingml/2006/main" xmlns:w14="http://schemas.microsoft.com/office/word/2010/wordml" xmlns:w15="http://schemas.microsoft.com/office/word/2012/wordml" xmlns:w16cex="http://schemas.microsoft.com/office/word/2018/wordml/cex" xmlns:w16cid="http://schemas.microsoft.com/office/word/2016/wordml/cid" xmlns:w16="http://schemas.microsoft.com/office/word/2018/wordml" xmlns:w16du="http://schemas.microsoft.com/office/word/2023/wordml/word16du" xmlns:w16sdtdh="http://schemas.microsoft.com/office/word/2020/wordml/sdtdatahash" xmlns:w16se="http://schemas.microsoft.com/office/word/2015/wordml/symex" xmlns:wpg="http://schemas.microsoft.com/office/word/2010/wordprocessingGroup" xmlns:wpi="http://schemas.microsoft.com/office/word/2010/wordprocessingInk" xmlns:wne="http://schemas.microsoft.com/office/word/2006/wordml" xmlns:wps="http://schemas.microsoft.com/office/word/2010/wordprocessingShape" mc:Ignorable="w14 w15 w16se w16cid w16 w16cex w16sdtdh w16du wp14">
   <w:endnote w:type="separator" w:id="-1">
     <w:p>
       <w:r>
@@ -16323,7 +16455,7 @@
 </file>
 
 <file path=word/footer1.xml><?xml version="1.0" encoding="utf-8"?>
-<w:ftr xmlns:wpc="http://schemas.microsoft.com/office/word/2010/wordprocessingCanvas" xmlns:cx="http://schemas.microsoft.com/office/drawing/2014/chartex" xmlns:cx1="http://schemas.microsoft.com/office/drawing/2015/9/8/chartex" xmlns:cx2="http://schemas.microsoft.com/office/drawing/2015/10/21/chartex" xmlns:cx3="http://schemas.microsoft.com/office/drawing/2016/5/9/chartex" xmlns:cx4="http://schemas.microsoft.com/office/drawing/2016/5/10/chartex" xmlns:cx5="http://schemas.microsoft.com/office/drawing/2016/5/11/chartex" xmlns:cx6="http://schemas.microsoft.com/office/drawing/2016/5/12/chartex" xmlns:cx7="http://schemas.microsoft.com/office/drawing/2016/5/13/chartex" xmlns:cx8="http://schemas.microsoft.com/office/drawing/2016/5/14/chartex" xmlns:mc="http://schemas.openxmlformats.org/markup-compatibility/2006" xmlns:aink="http://schemas.microsoft.com/office/drawing/2016/ink" xmlns:am3d="http://schemas.microsoft.com/office/drawing/2017/model3d" xmlns:o="urn:schemas-microsoft-com:office:office" xmlns:oel="http://schemas.microsoft.com/office/2019/extlst" xmlns:r="http://schemas.openxmlformats.org/officeDocument/2006/relationships" xmlns:m="http://schemas.openxmlformats.org/officeDocument/2006/math" xmlns:v="urn:schemas-microsoft-com:vml" xmlns:wp14="http://schemas.microsoft.com/office/word/2010/wordprocessingDrawing" xmlns:wp="http://schemas.openxmlformats.org/drawingml/2006/wordprocessingDrawing" xmlns:w10="urn:schemas-microsoft-com:office:word" xmlns:w="http://schemas.openxmlformats.org/wordprocessingml/2006/main" xmlns:w14="http://schemas.microsoft.com/office/word/2010/wordml" xmlns:w15="http://schemas.microsoft.com/office/word/2012/wordml" xmlns:w16cex="http://schemas.microsoft.com/office/word/2018/wordml/cex" xmlns:w16cid="http://schemas.microsoft.com/office/word/2016/wordml/cid" xmlns:w16="http://schemas.microsoft.com/office/word/2018/wordml" xmlns:w16sdtdh="http://schemas.microsoft.com/office/word/2020/wordml/sdtdatahash" xmlns:w16se="http://schemas.microsoft.com/office/word/2015/wordml/symex" xmlns:wpg="http://schemas.microsoft.com/office/word/2010/wordprocessingGroup" xmlns:wpi="http://schemas.microsoft.com/office/word/2010/wordprocessingInk" xmlns:wne="http://schemas.microsoft.com/office/word/2006/wordml" xmlns:wps="http://schemas.microsoft.com/office/word/2010/wordprocessingShape" mc:Ignorable="w14 w15 w16se w16cid w16 w16cex w16sdtdh wp14">
+<w:ftr xmlns:wpc="http://schemas.microsoft.com/office/word/2010/wordprocessingCanvas" xmlns:cx="http://schemas.microsoft.com/office/drawing/2014/chartex" xmlns:cx1="http://schemas.microsoft.com/office/drawing/2015/9/8/chartex" xmlns:cx2="http://schemas.microsoft.com/office/drawing/2015/10/21/chartex" xmlns:cx3="http://schemas.microsoft.com/office/drawing/2016/5/9/chartex" xmlns:cx4="http://schemas.microsoft.com/office/drawing/2016/5/10/chartex" xmlns:cx5="http://schemas.microsoft.com/office/drawing/2016/5/11/chartex" xmlns:cx6="http://schemas.microsoft.com/office/drawing/2016/5/12/chartex" xmlns:cx7="http://schemas.microsoft.com/office/drawing/2016/5/13/chartex" xmlns:cx8="http://schemas.microsoft.com/office/drawing/2016/5/14/chartex" xmlns:mc="http://schemas.openxmlformats.org/markup-compatibility/2006" xmlns:aink="http://schemas.microsoft.com/office/drawing/2016/ink" xmlns:am3d="http://schemas.microsoft.com/office/drawing/2017/model3d" xmlns:o="urn:schemas-microsoft-com:office:office" xmlns:oel="http://schemas.microsoft.com/office/2019/extlst" xmlns:r="http://schemas.openxmlformats.org/officeDocument/2006/relationships" xmlns:m="http://schemas.openxmlformats.org/officeDocument/2006/math" xmlns:v="urn:schemas-microsoft-com:vml" xmlns:wp14="http://schemas.microsoft.com/office/word/2010/wordprocessingDrawing" xmlns:wp="http://schemas.openxmlformats.org/drawingml/2006/wordprocessingDrawing" xmlns:w10="urn:schemas-microsoft-com:office:word" xmlns:w="http://schemas.openxmlformats.org/wordprocessingml/2006/main" xmlns:w14="http://schemas.microsoft.com/office/word/2010/wordml" xmlns:w15="http://schemas.microsoft.com/office/word/2012/wordml" xmlns:w16cex="http://schemas.microsoft.com/office/word/2018/wordml/cex" xmlns:w16cid="http://schemas.microsoft.com/office/word/2016/wordml/cid" xmlns:w16="http://schemas.microsoft.com/office/word/2018/wordml" xmlns:w16du="http://schemas.microsoft.com/office/word/2023/wordml/word16du" xmlns:w16sdtdh="http://schemas.microsoft.com/office/word/2020/wordml/sdtdatahash" xmlns:w16se="http://schemas.microsoft.com/office/word/2015/wordml/symex" xmlns:wpg="http://schemas.microsoft.com/office/word/2010/wordprocessingGroup" xmlns:wpi="http://schemas.microsoft.com/office/word/2010/wordprocessingInk" xmlns:wne="http://schemas.microsoft.com/office/word/2006/wordml" xmlns:wps="http://schemas.microsoft.com/office/word/2010/wordprocessingShape" mc:Ignorable="w14 w15 w16se w16cid w16 w16cex w16sdtdh w16du wp14">
   <w:sdt>
     <w:sdtPr>
       <w:rPr>
@@ -16458,7 +16590,7 @@
 </file>
 
 <file path=word/footnotes.xml><?xml version="1.0" encoding="utf-8"?>
-<w:footnotes xmlns:wpc="http://schemas.microsoft.com/office/word/2010/wordprocessingCanvas" xmlns:cx="http://schemas.microsoft.com/office/drawing/2014/chartex" xmlns:cx1="http://schemas.microsoft.com/office/drawing/2015/9/8/chartex" xmlns:cx2="http://schemas.microsoft.com/office/drawing/2015/10/21/chartex" xmlns:cx3="http://schemas.microsoft.com/office/drawing/2016/5/9/chartex" xmlns:cx4="http://schemas.microsoft.com/office/drawing/2016/5/10/chartex" xmlns:cx5="http://schemas.microsoft.com/office/drawing/2016/5/11/chartex" xmlns:cx6="http://schemas.microsoft.com/office/drawing/2016/5/12/chartex" xmlns:cx7="http://schemas.microsoft.com/office/drawing/2016/5/13/chartex" xmlns:cx8="http://schemas.microsoft.com/office/drawing/2016/5/14/chartex" xmlns:mc="http://schemas.openxmlformats.org/markup-compatibility/2006" xmlns:aink="http://schemas.microsoft.com/office/drawing/2016/ink" xmlns:am3d="http://schemas.microsoft.com/office/drawing/2017/model3d" xmlns:o="urn:schemas-microsoft-com:office:office" xmlns:oel="http://schemas.microsoft.com/office/2019/extlst" xmlns:r="http://schemas.openxmlformats.org/officeDocument/2006/relationships" xmlns:m="http://schemas.openxmlformats.org/officeDocument/2006/math" xmlns:v="urn:schemas-microsoft-com:vml" xmlns:wp14="http://schemas.microsoft.com/office/word/2010/wordprocessingDrawing" xmlns:wp="http://schemas.openxmlformats.org/drawingml/2006/wordprocessingDrawing" xmlns:w10="urn:schemas-microsoft-com:office:word" xmlns:w="http://schemas.openxmlformats.org/wordprocessingml/2006/main" xmlns:w14="http://schemas.microsoft.com/office/word/2010/wordml" xmlns:w15="http://schemas.microsoft.com/office/word/2012/wordml" xmlns:w16cex="http://schemas.microsoft.com/office/word/2018/wordml/cex" xmlns:w16cid="http://schemas.microsoft.com/office/word/2016/wordml/cid" xmlns:w16="http://schemas.microsoft.com/office/word/2018/wordml" xmlns:w16sdtdh="http://schemas.microsoft.com/office/word/2020/wordml/sdtdatahash" xmlns:w16se="http://schemas.microsoft.com/office/word/2015/wordml/symex" xmlns:wpg="http://schemas.microsoft.com/office/word/2010/wordprocessingGroup" xmlns:wpi="http://schemas.microsoft.com/office/word/2010/wordprocessingInk" xmlns:wne="http://schemas.microsoft.com/office/word/2006/wordml" xmlns:wps="http://schemas.microsoft.com/office/word/2010/wordprocessingShape" mc:Ignorable="w14 w15 w16se w16cid w16 w16cex w16sdtdh wp14">
+<w:footnotes xmlns:wpc="http://schemas.microsoft.com/office/word/2010/wordprocessingCanvas" xmlns:cx="http://schemas.microsoft.com/office/drawing/2014/chartex" xmlns:cx1="http://schemas.microsoft.com/office/drawing/2015/9/8/chartex" xmlns:cx2="http://schemas.microsoft.com/office/drawing/2015/10/21/chartex" xmlns:cx3="http://schemas.microsoft.com/office/drawing/2016/5/9/chartex" xmlns:cx4="http://schemas.microsoft.com/office/drawing/2016/5/10/chartex" xmlns:cx5="http://schemas.microsoft.com/office/drawing/2016/5/11/chartex" xmlns:cx6="http://schemas.microsoft.com/office/drawing/2016/5/12/chartex" xmlns:cx7="http://schemas.microsoft.com/office/drawing/2016/5/13/chartex" xmlns:cx8="http://schemas.microsoft.com/office/drawing/2016/5/14/chartex" xmlns:mc="http://schemas.openxmlformats.org/markup-compatibility/2006" xmlns:aink="http://schemas.microsoft.com/office/drawing/2016/ink" xmlns:am3d="http://schemas.microsoft.com/office/drawing/2017/model3d" xmlns:o="urn:schemas-microsoft-com:office:office" xmlns:oel="http://schemas.microsoft.com/office/2019/extlst" xmlns:r="http://schemas.openxmlformats.org/officeDocument/2006/relationships" xmlns:m="http://schemas.openxmlformats.org/officeDocument/2006/math" xmlns:v="urn:schemas-microsoft-com:vml" xmlns:wp14="http://schemas.microsoft.com/office/word/2010/wordprocessingDrawing" xmlns:wp="http://schemas.openxmlformats.org/drawingml/2006/wordprocessingDrawing" xmlns:w10="urn:schemas-microsoft-com:office:word" xmlns:w="http://schemas.openxmlformats.org/wordprocessingml/2006/main" xmlns:w14="http://schemas.microsoft.com/office/word/2010/wordml" xmlns:w15="http://schemas.microsoft.com/office/word/2012/wordml" xmlns:w16cex="http://schemas.microsoft.com/office/word/2018/wordml/cex" xmlns:w16cid="http://schemas.microsoft.com/office/word/2016/wordml/cid" xmlns:w16="http://schemas.microsoft.com/office/word/2018/wordml" xmlns:w16du="http://schemas.microsoft.com/office/word/2023/wordml/word16du" xmlns:w16sdtdh="http://schemas.microsoft.com/office/word/2020/wordml/sdtdatahash" xmlns:w16se="http://schemas.microsoft.com/office/word/2015/wordml/symex" xmlns:wpg="http://schemas.microsoft.com/office/word/2010/wordprocessingGroup" xmlns:wpi="http://schemas.microsoft.com/office/word/2010/wordprocessingInk" xmlns:wne="http://schemas.microsoft.com/office/word/2006/wordml" xmlns:wps="http://schemas.microsoft.com/office/word/2010/wordprocessingShape" mc:Ignorable="w14 w15 w16se w16cid w16 w16cex w16sdtdh w16du wp14">
   <w:footnote w:type="separator" w:id="-1">
     <w:p>
       <w:r>
@@ -16480,7 +16612,7 @@
 </file>
 
 <file path=word/header1.xml><?xml version="1.0" encoding="utf-8"?>
-<w:hdr xmlns:wpc="http://schemas.microsoft.com/office/word/2010/wordprocessingCanvas" xmlns:cx="http://schemas.microsoft.com/office/drawing/2014/chartex" xmlns:cx1="http://schemas.microsoft.com/office/drawing/2015/9/8/chartex" xmlns:cx2="http://schemas.microsoft.com/office/drawing/2015/10/21/chartex" xmlns:cx3="http://schemas.microsoft.com/office/drawing/2016/5/9/chartex" xmlns:cx4="http://schemas.microsoft.com/office/drawing/2016/5/10/chartex" xmlns:cx5="http://schemas.microsoft.com/office/drawing/2016/5/11/chartex" xmlns:cx6="http://schemas.microsoft.com/office/drawing/2016/5/12/chartex" xmlns:cx7="http://schemas.microsoft.com/office/drawing/2016/5/13/chartex" xmlns:cx8="http://schemas.microsoft.com/office/drawing/2016/5/14/chartex" xmlns:mc="http://schemas.openxmlformats.org/markup-compatibility/2006" xmlns:aink="http://schemas.microsoft.com/office/drawing/2016/ink" xmlns:am3d="http://schemas.microsoft.com/office/drawing/2017/model3d" xmlns:o="urn:schemas-microsoft-com:office:office" xmlns:oel="http://schemas.microsoft.com/office/2019/extlst" xmlns:r="http://schemas.openxmlformats.org/officeDocument/2006/relationships" xmlns:m="http://schemas.openxmlformats.org/officeDocument/2006/math" xmlns:v="urn:schemas-microsoft-com:vml" xmlns:wp14="http://schemas.microsoft.com/office/word/2010/wordprocessingDrawing" xmlns:wp="http://schemas.openxmlformats.org/drawingml/2006/wordprocessingDrawing" xmlns:w10="urn:schemas-microsoft-com:office:word" xmlns:w="http://schemas.openxmlformats.org/wordprocessingml/2006/main" xmlns:w14="http://schemas.microsoft.com/office/word/2010/wordml" xmlns:w15="http://schemas.microsoft.com/office/word/2012/wordml" xmlns:w16cex="http://schemas.microsoft.com/office/word/2018/wordml/cex" xmlns:w16cid="http://schemas.microsoft.com/office/word/2016/wordml/cid" xmlns:w16="http://schemas.microsoft.com/office/word/2018/wordml" xmlns:w16sdtdh="http://schemas.microsoft.com/office/word/2020/wordml/sdtdatahash" xmlns:w16se="http://schemas.microsoft.com/office/word/2015/wordml/symex" xmlns:wpg="http://schemas.microsoft.com/office/word/2010/wordprocessingGroup" xmlns:wpi="http://schemas.microsoft.com/office/word/2010/wordprocessingInk" xmlns:wne="http://schemas.microsoft.com/office/word/2006/wordml" xmlns:wps="http://schemas.microsoft.com/office/word/2010/wordprocessingShape" mc:Ignorable="w14 w15 w16se w16cid w16 w16cex w16sdtdh wp14">
+<w:hdr xmlns:wpc="http://schemas.microsoft.com/office/word/2010/wordprocessingCanvas" xmlns:cx="http://schemas.microsoft.com/office/drawing/2014/chartex" xmlns:cx1="http://schemas.microsoft.com/office/drawing/2015/9/8/chartex" xmlns:cx2="http://schemas.microsoft.com/office/drawing/2015/10/21/chartex" xmlns:cx3="http://schemas.microsoft.com/office/drawing/2016/5/9/chartex" xmlns:cx4="http://schemas.microsoft.com/office/drawing/2016/5/10/chartex" xmlns:cx5="http://schemas.microsoft.com/office/drawing/2016/5/11/chartex" xmlns:cx6="http://schemas.microsoft.com/office/drawing/2016/5/12/chartex" xmlns:cx7="http://schemas.microsoft.com/office/drawing/2016/5/13/chartex" xmlns:cx8="http://schemas.microsoft.com/office/drawing/2016/5/14/chartex" xmlns:mc="http://schemas.openxmlformats.org/markup-compatibility/2006" xmlns:aink="http://schemas.microsoft.com/office/drawing/2016/ink" xmlns:am3d="http://schemas.microsoft.com/office/drawing/2017/model3d" xmlns:o="urn:schemas-microsoft-com:office:office" xmlns:oel="http://schemas.microsoft.com/office/2019/extlst" xmlns:r="http://schemas.openxmlformats.org/officeDocument/2006/relationships" xmlns:m="http://schemas.openxmlformats.org/officeDocument/2006/math" xmlns:v="urn:schemas-microsoft-com:vml" xmlns:wp14="http://schemas.microsoft.com/office/word/2010/wordprocessingDrawing" xmlns:wp="http://schemas.openxmlformats.org/drawingml/2006/wordprocessingDrawing" xmlns:w10="urn:schemas-microsoft-com:office:word" xmlns:w="http://schemas.openxmlformats.org/wordprocessingml/2006/main" xmlns:w14="http://schemas.microsoft.com/office/word/2010/wordml" xmlns:w15="http://schemas.microsoft.com/office/word/2012/wordml" xmlns:w16cex="http://schemas.microsoft.com/office/word/2018/wordml/cex" xmlns:w16cid="http://schemas.microsoft.com/office/word/2016/wordml/cid" xmlns:w16="http://schemas.microsoft.com/office/word/2018/wordml" xmlns:w16du="http://schemas.microsoft.com/office/word/2023/wordml/word16du" xmlns:w16sdtdh="http://schemas.microsoft.com/office/word/2020/wordml/sdtdatahash" xmlns:w16se="http://schemas.microsoft.com/office/word/2015/wordml/symex" xmlns:wpg="http://schemas.microsoft.com/office/word/2010/wordprocessingGroup" xmlns:wpi="http://schemas.microsoft.com/office/word/2010/wordprocessingInk" xmlns:wne="http://schemas.microsoft.com/office/word/2006/wordml" xmlns:wps="http://schemas.microsoft.com/office/word/2010/wordprocessingShape" mc:Ignorable="w14 w15 w16se w16cid w16 w16cex w16sdtdh w16du wp14">
   <w:p>
     <w:pPr>
       <w:pStyle w:val="Header"/>
@@ -16563,7 +16695,7 @@
 </file>
 
 <file path=word/numbering.xml><?xml version="1.0" encoding="utf-8"?>
-<w:numbering xmlns:wpc="http://schemas.microsoft.com/office/word/2010/wordprocessingCanvas" xmlns:cx="http://schemas.microsoft.com/office/drawing/2014/chartex" xmlns:cx1="http://schemas.microsoft.com/office/drawing/2015/9/8/chartex" xmlns:cx2="http://schemas.microsoft.com/office/drawing/2015/10/21/chartex" xmlns:cx3="http://schemas.microsoft.com/office/drawing/2016/5/9/chartex" xmlns:cx4="http://schemas.microsoft.com/office/drawing/2016/5/10/chartex" xmlns:cx5="http://schemas.microsoft.com/office/drawing/2016/5/11/chartex" xmlns:cx6="http://schemas.microsoft.com/office/drawing/2016/5/12/chartex" xmlns:cx7="http://schemas.microsoft.com/office/drawing/2016/5/13/chartex" xmlns:cx8="http://schemas.microsoft.com/office/drawing/2016/5/14/chartex" xmlns:mc="http://schemas.openxmlformats.org/markup-compatibility/2006" xmlns:aink="http://schemas.microsoft.com/office/drawing/2016/ink" xmlns:am3d="http://schemas.microsoft.com/office/drawing/2017/model3d" xmlns:o="urn:schemas-microsoft-com:office:office" xmlns:oel="http://schemas.microsoft.com/office/2019/extlst" xmlns:r="http://schemas.openxmlformats.org/officeDocument/2006/relationships" xmlns:m="http://schemas.openxmlformats.org/officeDocument/2006/math" xmlns:v="urn:schemas-microsoft-com:vml" xmlns:wp14="http://schemas.microsoft.com/office/word/2010/wordprocessingDrawing" xmlns:wp="http://schemas.openxmlformats.org/drawingml/2006/wordprocessingDrawing" xmlns:w10="urn:schemas-microsoft-com:office:word" xmlns:w="http://schemas.openxmlformats.org/wordprocessingml/2006/main" xmlns:w14="http://schemas.microsoft.com/office/word/2010/wordml" xmlns:w15="http://schemas.microsoft.com/office/word/2012/wordml" xmlns:w16cex="http://schemas.microsoft.com/office/word/2018/wordml/cex" xmlns:w16cid="http://schemas.microsoft.com/office/word/2016/wordml/cid" xmlns:w16="http://schemas.microsoft.com/office/word/2018/wordml" xmlns:w16sdtdh="http://schemas.microsoft.com/office/word/2020/wordml/sdtdatahash" xmlns:w16se="http://schemas.microsoft.com/office/word/2015/wordml/symex" xmlns:wpg="http://schemas.microsoft.com/office/word/2010/wordprocessingGroup" xmlns:wpi="http://schemas.microsoft.com/office/word/2010/wordprocessingInk" xmlns:wne="http://schemas.microsoft.com/office/word/2006/wordml" xmlns:wps="http://schemas.microsoft.com/office/word/2010/wordprocessingShape" mc:Ignorable="w14 w15 w16se w16cid w16 w16cex w16sdtdh wp14">
+<w:numbering xmlns:wpc="http://schemas.microsoft.com/office/word/2010/wordprocessingCanvas" xmlns:cx="http://schemas.microsoft.com/office/drawing/2014/chartex" xmlns:cx1="http://schemas.microsoft.com/office/drawing/2015/9/8/chartex" xmlns:cx2="http://schemas.microsoft.com/office/drawing/2015/10/21/chartex" xmlns:cx3="http://schemas.microsoft.com/office/drawing/2016/5/9/chartex" xmlns:cx4="http://schemas.microsoft.com/office/drawing/2016/5/10/chartex" xmlns:cx5="http://schemas.microsoft.com/office/drawing/2016/5/11/chartex" xmlns:cx6="http://schemas.microsoft.com/office/drawing/2016/5/12/chartex" xmlns:cx7="http://schemas.microsoft.com/office/drawing/2016/5/13/chartex" xmlns:cx8="http://schemas.microsoft.com/office/drawing/2016/5/14/chartex" xmlns:mc="http://schemas.openxmlformats.org/markup-compatibility/2006" xmlns:aink="http://schemas.microsoft.com/office/drawing/2016/ink" xmlns:am3d="http://schemas.microsoft.com/office/drawing/2017/model3d" xmlns:o="urn:schemas-microsoft-com:office:office" xmlns:oel="http://schemas.microsoft.com/office/2019/extlst" xmlns:r="http://schemas.openxmlformats.org/officeDocument/2006/relationships" xmlns:m="http://schemas.openxmlformats.org/officeDocument/2006/math" xmlns:v="urn:schemas-microsoft-com:vml" xmlns:wp14="http://schemas.microsoft.com/office/word/2010/wordprocessingDrawing" xmlns:wp="http://schemas.openxmlformats.org/drawingml/2006/wordprocessingDrawing" xmlns:w10="urn:schemas-microsoft-com:office:word" xmlns:w="http://schemas.openxmlformats.org/wordprocessingml/2006/main" xmlns:w14="http://schemas.microsoft.com/office/word/2010/wordml" xmlns:w15="http://schemas.microsoft.com/office/word/2012/wordml" xmlns:w16cex="http://schemas.microsoft.com/office/word/2018/wordml/cex" xmlns:w16cid="http://schemas.microsoft.com/office/word/2016/wordml/cid" xmlns:w16="http://schemas.microsoft.com/office/word/2018/wordml" xmlns:w16du="http://schemas.microsoft.com/office/word/2023/wordml/word16du" xmlns:w16sdtdh="http://schemas.microsoft.com/office/word/2020/wordml/sdtdatahash" xmlns:w16se="http://schemas.microsoft.com/office/word/2015/wordml/symex" xmlns:wpg="http://schemas.microsoft.com/office/word/2010/wordprocessingGroup" xmlns:wpi="http://schemas.microsoft.com/office/word/2010/wordprocessingInk" xmlns:wne="http://schemas.microsoft.com/office/word/2006/wordml" xmlns:wps="http://schemas.microsoft.com/office/word/2010/wordprocessingShape" mc:Ignorable="w14 w15 w16se w16cid w16 w16cex w16sdtdh w16du wp14">
   <w:abstractNum w:abstractNumId="0" w15:restartNumberingAfterBreak="0">
     <w:nsid w:val="0211757F"/>
     <w:multiLevelType w:val="hybridMultilevel"/>
@@ -19164,7 +19296,7 @@
 </file>
 
 <file path=word/styles.xml><?xml version="1.0" encoding="utf-8"?>
-<w:styles xmlns:mc="http://schemas.openxmlformats.org/markup-compatibility/2006" xmlns:r="http://schemas.openxmlformats.org/officeDocument/2006/relationships" xmlns:w="http://schemas.openxmlformats.org/wordprocessingml/2006/main" xmlns:w14="http://schemas.microsoft.com/office/word/2010/wordml" xmlns:w15="http://schemas.microsoft.com/office/word/2012/wordml" xmlns:w16cex="http://schemas.microsoft.com/office/word/2018/wordml/cex" xmlns:w16cid="http://schemas.microsoft.com/office/word/2016/wordml/cid" xmlns:w16="http://schemas.microsoft.com/office/word/2018/wordml" xmlns:w16sdtdh="http://schemas.microsoft.com/office/word/2020/wordml/sdtdatahash" xmlns:w16se="http://schemas.microsoft.com/office/word/2015/wordml/symex" mc:Ignorable="w14 w15 w16se w16cid w16 w16cex w16sdtdh">
+<w:styles xmlns:mc="http://schemas.openxmlformats.org/markup-compatibility/2006" xmlns:r="http://schemas.openxmlformats.org/officeDocument/2006/relationships" xmlns:w="http://schemas.openxmlformats.org/wordprocessingml/2006/main" xmlns:w14="http://schemas.microsoft.com/office/word/2010/wordml" xmlns:w15="http://schemas.microsoft.com/office/word/2012/wordml" xmlns:w16cex="http://schemas.microsoft.com/office/word/2018/wordml/cex" xmlns:w16cid="http://schemas.microsoft.com/office/word/2016/wordml/cid" xmlns:w16="http://schemas.microsoft.com/office/word/2018/wordml" xmlns:w16du="http://schemas.microsoft.com/office/word/2023/wordml/word16du" xmlns:w16sdtdh="http://schemas.microsoft.com/office/word/2020/wordml/sdtdatahash" xmlns:w16se="http://schemas.microsoft.com/office/word/2015/wordml/symex" mc:Ignorable="w14 w15 w16se w16cid w16 w16cex w16sdtdh w16du">
   <w:docDefaults>
     <w:rPrDefault>
       <w:rPr>
@@ -24302,7 +24434,7 @@
     </inkml:brush>
   </inkml:definitions>
   <inkml:trace contextRef="#ctx0" brushRef="#br0">402 1220 24575,'15'0'0,"0"-1"0,0 0 0,24-6 0,-14 2 0,-1 1 0,1 1 0,0 1 0,48 2 0,-50 3 0,0 1 0,28 9 0,13 3 0,-39-13 23,43 1-1,-3-1-619,-51-1 558,-1 0 0,14 6-1,16 2 48,65-3-8,-74-6 0,46 7 0,-34-2 77,60 2 1,47-8 443,-61-1-535,-77 2 14,0 1 0,1 0 0,-1 1 0,19 7 0,4 0 0,-6-1-38,-14-5-626,37 7 1,-35-10-6163</inkml:trace>
-  <inkml:trace contextRef="#ctx0" brushRef="#br0" timeOffset="602.8">1958 881 24575,'8'0'0,"-1"0"0,0 1 0,1 0 0,-1 0 0,0 1 0,0-1 0,0 2 0,0-1 0,0 1 0,0 0 0,0 1 0,-1-1 0,0 1 0,0 1 0,0-1 0,8 9 0,1 1 0,-1 2 0,0-1 0,-1 2 0,-1 0 0,-1 0 0,11 23 0,9 9 0,-9-16 0,-10-15 0,22 26 0,-19-27 0,15 24 0,-19-23 0,2-2 0,0 0 0,22 22 0,-34-37 0,0 0 0,0 0 0,0 0 0,0 0 0,0 0 0,-1 0 0,1 1 0,1 0 0,-2-1 0,0-1 0,0 0 0,0 1 0,0-1 0,0 0 0,0 1 0,0-1 0,0 0 0,0 1 0,-1-1 0,1 0 0,0 1 0,0-1 0,0 0 0,0 1 0,0-1 0,-1 0 0,1 0 0,0 1 0,0-1 0,0 0 0,-1 0 0,1 1 0,0-1 0,0 0 0,-1 0 0,1 0 0,0 1 0,-1-1 0,1 0 0,0 0 0,0 0 0,-1 0 0,1 0 0,0 0 0,-1 1 0,1-1 0,0 0 0,-1 0 0,1 0 0,-1 0 0,-52 11 0,26-6 0,0 1 0,-29 11 0,-30 19-811,-127 75 1,191-97 810,1 0 0,-20 18 0,21-17 0,11-8 0,1-1 0,0 1 0,-10 12 0,-8 7 0,-2 3 0,22-22-23,0-1 1,-12 10 0,-9 9 359,-53 67 1014,70-78-1349,0-1-1,1 2 1,-9 18 0,1-2-1374,9-17-5454</inkml:trace>
+  <inkml:trace contextRef="#ctx0" brushRef="#br0" timeOffset="602.79">1958 881 24575,'8'0'0,"-1"0"0,0 1 0,1 0 0,-1 0 0,0 1 0,0-1 0,0 2 0,0-1 0,0 1 0,0 0 0,0 1 0,-1-1 0,0 1 0,0 1 0,0-1 0,8 9 0,1 1 0,-1 2 0,0-1 0,-1 2 0,-1 0 0,-1 0 0,11 23 0,9 9 0,-9-16 0,-10-15 0,22 26 0,-19-27 0,15 24 0,-19-23 0,2-2 0,0 0 0,22 22 0,-34-37 0,0 0 0,0 0 0,0 0 0,0 0 0,0 0 0,-1 0 0,1 1 0,1 0 0,-2-1 0,0-1 0,0 0 0,0 1 0,0-1 0,0 0 0,0 1 0,0-1 0,0 0 0,0 1 0,-1-1 0,1 0 0,0 1 0,0-1 0,0 0 0,0 1 0,0-1 0,-1 0 0,1 0 0,0 1 0,0-1 0,0 0 0,-1 0 0,1 1 0,0-1 0,0 0 0,-1 0 0,1 0 0,0 1 0,-1-1 0,1 0 0,0 0 0,0 0 0,-1 0 0,1 0 0,0 0 0,-1 1 0,1-1 0,0 0 0,-1 0 0,1 0 0,-1 0 0,-52 11 0,26-6 0,0 1 0,-29 11 0,-30 19-811,-127 75 1,191-97 810,1 0 0,-20 18 0,21-17 0,11-8 0,1-1 0,0 1 0,-10 12 0,-8 7 0,-2 3 0,22-22-23,0-1 1,-12 10 0,-9 9 359,-53 67 1014,70-78-1349,0-1-1,1 2 1,-9 18 0,1-2-1374,9-17-5454</inkml:trace>
   <inkml:trace contextRef="#ctx0" brushRef="#br0" timeOffset="1363.08">1091 214 24575,'-1'67'0,"3"74"0,0-122 0,5 21 0,2 13 0,-6 91-229,-3-108-907,-1-14-5690</inkml:trace>
   <inkml:trace contextRef="#ctx0" brushRef="#br0" timeOffset="2789.17">1058 2 24575,'31'-1'0,"30"1"0,-54 1 0,0 0 0,0 0 0,-1 0 0,1 1 0,-1 0 0,11 5 0,-4-1 0,1 1 0,0 0 0,19 13 0,-30-17 0,1 0 0,-1 0 0,0 0 0,0 0 0,0 0 0,0 0 0,0 1 0,-1-1 0,0 1 0,0 0 0,0 0 0,0 0 0,2 6 0,-1 3 0,-1-1 0,-1 1 0,0 0 0,0-1 0,-1 1 0,-1 0 0,0 0 0,-1-1 0,0 1 0,-1-1 0,-5 15 0,3-17 0,0 0 0,0 0 0,-1-1 0,-9 13 0,3-5 0,5-9 0,-1 1 0,1-1 0,-2 0 0,1-1 0,-16 11 0,-16 14 0,29-21 0,0-1 0,-25 16 0,24-18 0,5-4 0,0 1 0,0-1 0,0-1 0,0 1 0,-1-1 0,-10 2 0,-20 1 0,87-13 0,71-9 0,-107 15 0,19 0 0,65 3 0,-88-1 0,0 1 0,0 0 0,0 0 0,0 0 0,0 1 0,-1 1 0,1-1 0,-1 1 0,0 1 0,0 0 0,13 9 0,-19-12 0,1 1 0,-1-1 0,0 1 0,0 0 0,0 0 0,0-1 0,0 1 0,0 0 0,-1 1 0,1-1 0,-1 0 0,0 0 0,0 1 0,0-1 0,-1 0 0,1 1 0,-1-1 0,0 1 0,0-1 0,0 1 0,0-1 0,-1 0 0,1 1 0,-1-1 0,0 1 0,0-1 0,0 0 0,0 0 0,-1 0 0,1 1 0,-1-1 0,0-1 0,0 1 0,0 0 0,0 0 0,-4 3 0,-11 7 0,1-2 0,-2 0 0,1-1 0,-2-1 0,1 0 0,-1-2 0,-37 11 0,42-14-170,1 0-1,0 1 0,0 1 1,0 0-1,1 1 0,0 0 1,-19 16-1,17-12-6655</inkml:trace>
   <inkml:trace contextRef="#ctx0" brushRef="#br0" timeOffset="3269.59">1483 722 24575,'1'0'0,"0"0"0,0 1 0,0-1 0,0 0 0,0 1 0,0-1 0,0 1 0,-1 0 0,1-1 0,0 1 0,0-1 0,-1 1 0,1 0 0,0 0 0,-1 0 0,1-1 0,0 3 0,7 6 0,1-3 0,-1 1 0,0 1 0,0-1 0,-1 1 0,1 1 0,-2-1 0,9 15 0,39 61 0,11 47 0,-13-26 0,-48-97-455,0 1 0,3 10 0,-2-2-6371</inkml:trace>
@@ -24311,7 +24443,7 @@
   <inkml:trace contextRef="#ctx0" brushRef="#br0" timeOffset="5832.64">456 1357 24575,'-2'0'0,"0"0"0,1 0 0,-1 1 0,0-1 0,0 1 0,0-1 0,0 1 0,1 0 0,-1 0 0,0-1 0,1 1 0,-1 1 0,1-1 0,-1 0 0,1 0 0,-2 2 0,-3 3 0,1 1 0,-7 10 0,1-1 0,5-9 0,0 2 0,0-1 0,1 0 0,1 1 0,-8 18 0,1 0 0,7-17 0,0 1 0,0 0 0,-2 11 0,-21 108 0,11-62 0,7-33 0,-1-3 0,6-17 0,-5 25 0,5-24 0,-9 29 0,8-30 0,1 0 0,-3 22 0,3-9 0,-4 36 0,4-46 0,-1 0 0,-10 26 0,11-34 0,1 1 0,0-1 0,0 0 0,-1 18 0,0 43 0,4-48 0,-1 0 0,-6 30 0,-1 17 0,3-25 0,2-32 0,0 1 0,-6 15 0,-1 1 0,2-4 0,2 2 0,-6 43 0,10-52 0,-1-1 0,-8 24 0,6-24 0,1 0 0,-3 28 0,2-5 64,2-26-778,0 27-1,4-25-6111</inkml:trace>
   <inkml:trace contextRef="#ctx0" brushRef="#br0" timeOffset="6334.94">815 1940 24575,'0'13'-51,"-2"0"-1,1 0 1,-2 0-1,0 0 1,0 0-1,-9 20 1,-19 50-1753,25-66 1804,0 0 0,-3 23 0,1-9 0,5-17 259,-2 6 694,-11 27-1,9-27-2317,1-2-5461</inkml:trace>
   <inkml:trace contextRef="#ctx0" brushRef="#br0" timeOffset="7657.36">1006 1750 24575,'-2'-1'0,"0"1"0,0-1 0,0 0 0,0 0 0,0 0 0,0 0 0,0 0 0,0 0 0,0 0 0,-2-3 0,4 4 0,-1 0 0,1 0 0,0 0 0,0 0 0,0-1 0,0 1 0,0 0 0,0 0 0,0 0 0,0 0 0,0 0 0,0 0 0,0 0 0,0 0 0,0 0 0,0-1 0,0 1 0,0 0 0,0 0 0,0 0 0,0 0 0,0 0 0,0 0 0,0 0 0,0 0 0,0-1 0,0 1 0,0 0 0,1 0 0,-1 0 0,0 0 0,0 0 0,0 0 0,0 0 0,0 0 0,0 0 0,0 0 0,0 0 0,0 0 0,0 0 0,0 0 0,1-1 0,-1 1 0,0 0 0,0 0 0,8-2 0,6 1 0,-9 1 0,0 0 0,-1 1 0,1-1 0,0 1 0,-1 0 0,1 1 0,-1-1 0,0 1 0,1 0 0,-1 0 0,0 0 0,0 1 0,0-1 0,0 1 0,-1 0 0,1 0 0,-1 0 0,0 1 0,0-1 0,0 1 0,0 0 0,0 0 0,-1 0 0,0 0 0,0 0 0,0 0 0,0 0 0,-1 1 0,1-1 0,-1 1 0,1 7 0,-1-5 0,0 1 0,-1-1 0,0 0 0,0 1 0,0-1 0,-1 1 0,0-1 0,0 0 0,-1 0 0,0 1 0,0-1 0,-1-1 0,0 1 0,0 0 0,-1 0 0,0-1 0,0 0 0,0 0 0,-7 7 0,-5 4 0,0-1 0,-33 24 0,43-36 0,0-1 0,0 0 0,-1 0 0,1-1 0,-1 0 0,1 0 0,-1 0 0,0-1 0,-10 1 0,63-5 0,-36 3 0,-1 0 0,1 1 0,0 0 0,12 3 0,-20-4 0,0 1 0,0 0 0,0 0 0,0 0 0,0 0 0,0 0 0,0 1 0,0-1 0,0 1 0,-1-1 0,1 1 0,0-1 0,-1 1 0,0 0 0,1 0 0,-1 0 0,0 0 0,0 0 0,0 0 0,0 0 0,0 0 0,0 1 0,-1-1 0,1 2 0,0 0 0,-1 0 0,0-1 0,0 1 0,0-1 0,0 1 0,-1-1 0,1 1 0,-1-1 0,0 1 0,0-1 0,0 1 0,0-1 0,-1 0 0,-3 6 0,-18 25 0,-2-1 0,-50 51 0,-4-4 0,75-76-273,0-1 0,0 1 0,-1-1 0,-8 6 0,-2-2-6553</inkml:trace>
-  <inkml:trace contextRef="#ctx0" brushRef="#br0" timeOffset="8298.36">1217 2204 24575,'0'3'0,"4"2"0,1 3 0,5 0 0,0 5 0,3 3 0,-1 5 0,3-2 0,-1 0 0,-3 2 0,-4 1 0,-2 2 0,1-3 0,-1-1 0,5 1 0,1 1 0,1-4 0,-1-4-8191</inkml:trace>
+  <inkml:trace contextRef="#ctx0" brushRef="#br0" timeOffset="8298.35">1217 2204 24575,'0'3'0,"4"2"0,1 3 0,5 0 0,0 5 0,3 3 0,-1 5 0,3-2 0,-1 0 0,-3 2 0,-4 1 0,-2 2 0,1-3 0,-1-1 0,5 1 0,1 1 0,1-4 0,-1-4-8191</inkml:trace>
   <inkml:trace contextRef="#ctx0" brushRef="#br0" timeOffset="8942.34">1769 2204 24575,'-5'0'0,"0"1"0,0 0 0,1 0 0,-1 0 0,0 0 0,0 1 0,1 0 0,-1 0 0,1 0 0,0 1 0,-1-1 0,1 1 0,-3 3 0,-9 7 0,-24 28 0,31-32 0,-105 107 0,109-111 0,0 1 0,0 0 0,1 0 0,-8 13 0,9-13 0,-1-1 0,1 1 0,-1-1 0,0 0 0,-8 7 0,0-1 0,0-1 0,1 1 0,0 1 0,0 0 0,-10 17 0,-83 125 0,73-109 0,20-29 0,-13 18 0,15-24-455,0-1 0,-13 11 0,10-11-6371</inkml:trace>
 </inkml:ink>
 </file>
@@ -27313,19 +27445,6 @@
 </file>
 
 <file path=customXml/item1.xml><?xml version="1.0" encoding="utf-8"?>
-<b:Sources xmlns:b="http://schemas.openxmlformats.org/officeDocument/2006/bibliography" xmlns="http://schemas.openxmlformats.org/officeDocument/2006/bibliography" SelectedStyle="\APA.XSL" StyleName="APA"/>
-</file>
-
-<file path=customXml/item2.xml><?xml version="1.0" encoding="utf-8"?>
-<?mso-contentType ?>
-<FormTemplates xmlns="http://schemas.microsoft.com/sharepoint/v3/contenttype/forms">
-  <Display>DocumentLibraryForm</Display>
-  <Edit>DocumentLibraryForm</Edit>
-  <New>DocumentLibraryForm</New>
-</FormTemplates>
-</file>
-
-<file path=customXml/item3.xml><?xml version="1.0" encoding="utf-8"?>
 <ct:contentTypeSchema xmlns:ct="http://schemas.microsoft.com/office/2006/metadata/contentType" xmlns:ma="http://schemas.microsoft.com/office/2006/metadata/properties/metaAttributes" ct:_="" ma:_="" ma:contentTypeName="Document" ma:contentTypeID="0x010100C824AA4BC4FEB2499922A906CD7FC8E4" ma:contentTypeVersion="15" ma:contentTypeDescription="Create a new document." ma:contentTypeScope="" ma:versionID="c9eca66300f9b15817dcc0ae5450bf1a">
   <xsd:schema xmlns:xsd="http://www.w3.org/2001/XMLSchema" xmlns:xs="http://www.w3.org/2001/XMLSchema" xmlns:p="http://schemas.microsoft.com/office/2006/metadata/properties" xmlns:ns3="e8d361d9-3733-4d63-a352-ddfb273e54a3" xmlns:ns4="578c9784-a44e-487c-93ee-4334befbef86" targetNamespace="http://schemas.microsoft.com/office/2006/metadata/properties" ma:root="true" ma:fieldsID="df53df7625828f7686830cc3cbef77d4" ns3:_="" ns4:_="">
     <xsd:import namespace="e8d361d9-3733-4d63-a352-ddfb273e54a3"/>
@@ -27558,7 +27677,7 @@
 </ct:contentTypeSchema>
 </file>
 
-<file path=customXml/item4.xml><?xml version="1.0" encoding="utf-8"?>
+<file path=customXml/item2.xml><?xml version="1.0" encoding="utf-8"?>
 <p:properties xmlns:p="http://schemas.microsoft.com/office/2006/metadata/properties" xmlns:xsi="http://www.w3.org/2001/XMLSchema-instance" xmlns:pc="http://schemas.microsoft.com/office/infopath/2007/PartnerControls">
   <documentManagement>
     <_activity xmlns="e8d361d9-3733-4d63-a352-ddfb273e54a3" xsi:nil="true"/>
@@ -27566,33 +27685,28 @@
 </p:properties>
 </file>
 
-<file path=customXml/itemProps1.xml><?xml version="1.0" encoding="utf-8"?>
-<ds:datastoreItem xmlns:ds="http://schemas.openxmlformats.org/officeDocument/2006/customXml" ds:itemID="{31B5856C-0EF6-4599-AB9B-9CC08BD88302}">
-  <ds:schemaRefs>
-    <ds:schemaRef ds:uri="http://schemas.openxmlformats.org/officeDocument/2006/bibliography"/>
-    <ds:schemaRef ds:uri="http://www.w3.org/2000/xmlns/"/>
-  </ds:schemaRefs>
-</ds:datastoreItem>
+<file path=customXml/item3.xml><?xml version="1.0" encoding="utf-8"?>
+<b:Sources xmlns:b="http://schemas.openxmlformats.org/officeDocument/2006/bibliography" xmlns="http://schemas.openxmlformats.org/officeDocument/2006/bibliography" SelectedStyle="\APA.XSL" StyleName="APA"/>
 </file>
 
-<file path=customXml/itemProps2.xml><?xml version="1.0" encoding="utf-8"?>
-<ds:datastoreItem xmlns:ds="http://schemas.openxmlformats.org/officeDocument/2006/customXml" ds:itemID="{9CC5B61E-5EE8-494A-BA5E-32D47A3CFA9B}">
-  <ds:schemaRefs>
-    <ds:schemaRef ds:uri="http://schemas.microsoft.com/sharepoint/v3/contenttype/forms"/>
-  </ds:schemaRefs>
-</ds:datastoreItem>
+<file path=customXml/item4.xml><?xml version="1.0" encoding="utf-8"?>
+<?mso-contentType ?>
+<FormTemplates xmlns="http://schemas.microsoft.com/sharepoint/v3/contenttype/forms">
+  <Display>DocumentLibraryForm</Display>
+  <Edit>DocumentLibraryForm</Edit>
+  <New>DocumentLibraryForm</New>
+</FormTemplates>
 </file>
 
-<file path=customXml/itemProps3.xml><?xml version="1.0" encoding="utf-8"?>
+<file path=customXml/itemProps1.xml><?xml version="1.0" encoding="utf-8"?>
 <ds:datastoreItem xmlns:ds="http://schemas.openxmlformats.org/officeDocument/2006/customXml" ds:itemID="{184AB498-4406-4E61-981B-8D7D6E3C820C}">
   <ds:schemaRefs>
     <ds:schemaRef ds:uri="http://schemas.microsoft.com/office/2006/metadata/contentType"/>
     <ds:schemaRef ds:uri="http://schemas.microsoft.com/office/2006/metadata/properties/metaAttributes"/>
-    <ds:schemaRef ds:uri="http://www.w3.org/2000/xmlns/"/>
     <ds:schemaRef ds:uri="http://www.w3.org/2001/XMLSchema"/>
+    <ds:schemaRef ds:uri="http://schemas.microsoft.com/office/2006/metadata/properties"/>
     <ds:schemaRef ds:uri="e8d361d9-3733-4d63-a352-ddfb273e54a3"/>
     <ds:schemaRef ds:uri="578c9784-a44e-487c-93ee-4334befbef86"/>
-    <ds:schemaRef ds:uri="http://schemas.microsoft.com/office/2006/metadata/properties"/>
     <ds:schemaRef ds:uri="http://schemas.microsoft.com/office/2006/documentManagement/types"/>
     <ds:schemaRef ds:uri="http://schemas.microsoft.com/office/infopath/2007/PartnerControls"/>
     <ds:schemaRef ds:uri="http://schemas.openxmlformats.org/package/2006/metadata/core-properties"/>
@@ -27603,19 +27717,28 @@
 </ds:datastoreItem>
 </file>
 
-<file path=customXml/itemProps4.xml><?xml version="1.0" encoding="utf-8"?>
+<file path=customXml/itemProps2.xml><?xml version="1.0" encoding="utf-8"?>
 <ds:datastoreItem xmlns:ds="http://schemas.openxmlformats.org/officeDocument/2006/customXml" ds:itemID="{443E8FCC-DC19-4D52-B7BE-F1CC23603A7B}">
   <ds:schemaRefs>
-    <ds:schemaRef ds:uri="http://www.w3.org/XML/1998/namespace"/>
     <ds:schemaRef ds:uri="http://schemas.microsoft.com/office/2006/metadata/properties"/>
-    <ds:schemaRef ds:uri="http://purl.org/dc/elements/1.1/"/>
-    <ds:schemaRef ds:uri="http://schemas.microsoft.com/office/2006/documentManagement/types"/>
     <ds:schemaRef ds:uri="http://schemas.microsoft.com/office/infopath/2007/PartnerControls"/>
-    <ds:schemaRef ds:uri="http://schemas.openxmlformats.org/package/2006/metadata/core-properties"/>
-    <ds:schemaRef ds:uri="http://purl.org/dc/dcmitype/"/>
-    <ds:schemaRef ds:uri="578c9784-a44e-487c-93ee-4334befbef86"/>
     <ds:schemaRef ds:uri="e8d361d9-3733-4d63-a352-ddfb273e54a3"/>
-    <ds:schemaRef ds:uri="http://purl.org/dc/terms/"/>
+  </ds:schemaRefs>
+</ds:datastoreItem>
+</file>
+
+<file path=customXml/itemProps3.xml><?xml version="1.0" encoding="utf-8"?>
+<ds:datastoreItem xmlns:ds="http://schemas.openxmlformats.org/officeDocument/2006/customXml" ds:itemID="{31B5856C-0EF6-4599-AB9B-9CC08BD88302}">
+  <ds:schemaRefs>
+    <ds:schemaRef ds:uri="http://schemas.openxmlformats.org/officeDocument/2006/bibliography"/>
+  </ds:schemaRefs>
+</ds:datastoreItem>
+</file>
+
+<file path=customXml/itemProps4.xml><?xml version="1.0" encoding="utf-8"?>
+<ds:datastoreItem xmlns:ds="http://schemas.openxmlformats.org/officeDocument/2006/customXml" ds:itemID="{9CC5B61E-5EE8-494A-BA5E-32D47A3CFA9B}">
+  <ds:schemaRefs>
+    <ds:schemaRef ds:uri="http://schemas.microsoft.com/sharepoint/v3/contenttype/forms"/>
   </ds:schemaRefs>
 </ds:datastoreItem>
 </file>